--- a/编译原理/试卷/2025_A_ans.docx
+++ b/编译原理/试卷/2025_A_ans.docx
@@ -4498,6 +4498,7 @@
         </w:tabs>
         <w:rPr>
           <w:sz w:val="24"/>
+          <w:vertAlign w:val="superscript"/>
         </w:rPr>
       </w:pPr>
       <w:r>
@@ -4532,7 +4533,78 @@
         <w:rPr>
           <w:sz w:val="24"/>
         </w:rPr>
-        <w:t xml:space="preserve"> | 1(01)*</w:t>
+        <w:t xml:space="preserve"> </w:t>
+      </w:r>
+      <w:r>
+        <w:rPr>
+          <w:sz w:val="24"/>
+        </w:rPr>
+        <w:t xml:space="preserve">| </w:t>
+      </w:r>
+      <w:r>
+        <w:rPr>
+          <w:rFonts w:hint="eastAsia"/>
+          <w:sz w:val="24"/>
+        </w:rPr>
+        <w:t>(</w:t>
+      </w:r>
+      <w:r>
+        <w:rPr>
+          <w:sz w:val="24"/>
+        </w:rPr>
+        <w:t>01)</w:t>
+      </w:r>
+      <w:r>
+        <w:rPr>
+          <w:sz w:val="24"/>
+          <w:vertAlign w:val="superscript"/>
+        </w:rPr>
+        <w:t>+</w:t>
+      </w:r>
+      <w:r>
+        <w:rPr>
+          <w:sz w:val="24"/>
+        </w:rPr>
+        <w:t xml:space="preserve"> </w:t>
+      </w:r>
+      <w:r>
+        <w:rPr>
+          <w:sz w:val="24"/>
+        </w:rPr>
+        <w:t>| 1(01)*</w:t>
+      </w:r>
+      <w:r>
+        <w:rPr>
+          <w:sz w:val="24"/>
+        </w:rPr>
+        <w:t xml:space="preserve"> | </w:t>
+      </w:r>
+      <w:r>
+        <w:rPr>
+          <w:rFonts w:hint="eastAsia"/>
+          <w:sz w:val="24"/>
+        </w:rPr>
+        <w:t>(</w:t>
+      </w:r>
+      <w:r>
+        <w:rPr>
+          <w:sz w:val="24"/>
+        </w:rPr>
+        <w:t>10</w:t>
+      </w:r>
+      <w:r>
+        <w:rPr>
+          <w:rFonts w:hint="eastAsia"/>
+          <w:sz w:val="24"/>
+        </w:rPr>
+        <w:t>)</w:t>
+      </w:r>
+      <w:r>
+        <w:rPr>
+          <w:sz w:val="24"/>
+          <w:vertAlign w:val="superscript"/>
+        </w:rPr>
+        <w:t>+</w:t>
       </w:r>
     </w:p>
     <w:p>
@@ -4697,7 +4769,31 @@
           <w:sz w:val="24"/>
           <w:lang w:val="pt-BR"/>
         </w:rPr>
-        <w:t>A | 1 B</w:t>
+        <w:t xml:space="preserve">A </w:t>
+      </w:r>
+      <w:r>
+        <w:rPr>
+          <w:b/>
+          <w:sz w:val="24"/>
+          <w:lang w:val="pt-BR"/>
+        </w:rPr>
+        <w:t xml:space="preserve">| 0 A 1 </w:t>
+      </w:r>
+      <w:r>
+        <w:rPr>
+          <w:b/>
+          <w:sz w:val="24"/>
+          <w:lang w:val="pt-BR"/>
+        </w:rPr>
+        <w:t>| 1 B</w:t>
+      </w:r>
+      <w:r>
+        <w:rPr>
+          <w:b/>
+          <w:sz w:val="24"/>
+          <w:lang w:val="pt-BR"/>
+        </w:rPr>
+        <w:t xml:space="preserve"> | 1 B 0</w:t>
       </w:r>
     </w:p>
     <w:p>
